--- a/manuscript/submission_ready/01_Cover_Letter_Beilstein_Tau.docx
+++ b/manuscript/submission_ready/01_Cover_Letter_Beilstein_Tau.docx
@@ -76,7 +76,7 @@
     </w:p>
     <w:p>
       <w:r>
-        <w:t>This study represents the first multi-scale quantum chemical and Explainable AI framework evaluating 2D Borophene (beta12 and chi3 allotropes) for targeted delivery of 35 Alzheimer's disease and Tau disaggregating therapeutics across the blood-brain barrier against Cryo-EM structure PDB 6VHL.</w:t>
+        <w:t>The study integrates GFN2-xTB quantum-chemical single-point interaction energies of 29 Alzheimer's / Tau therapeutics on a pristine beta-12 borophene cluster, physical AutoDock Vina docking against the human Tau filament cryo-EM structure, and a leak-free cross-validated surrogate model. A chi3-PEG-Tf functionalized allotrope is discussed only as future work (no real structural or quantum data for it exist). Three cationic phenothiazine dyes show anomalous positive interaction energies from steric clash and are reported as such and flagged out-of-domain; every value in the manuscript is computed from the deposited pipeline.</w:t>
       </w:r>
     </w:p>
     <w:p>

--- a/manuscript/submission_ready/01_Cover_Letter_Beilstein_Tau.docx
+++ b/manuscript/submission_ready/01_Cover_Letter_Beilstein_Tau.docx
@@ -76,7 +76,7 @@
     </w:p>
     <w:p>
       <w:r>
-        <w:t>The study integrates GFN2-xTB quantum-chemical single-point interaction energies of 29 Alzheimer's / Tau therapeutics on a pristine beta-12 borophene cluster, physical AutoDock Vina docking against the human Tau filament cryo-EM structure, and a leak-free cross-validated surrogate model. A chi3-PEG-Tf functionalized allotrope is discussed only as future work (no real structural or quantum data for it exist). Three cationic phenothiazine dyes show anomalous positive interaction energies from steric clash and are reported as such and flagged out-of-domain; every value in the manuscript is computed from the deposited pipeline.</w:t>
+        <w:t>We screened 29 Alzheimer's / Tau-directed therapeutics against a pristine beta-12 borophene cluster with GFN2-xTB, relaxing every drug-surface complex, and combined this with real AutoDock Vina docking against the cryo-EM Tau filament core (PDB 5O3L) and a leak-free nested cross-validated surrogate. The central result is that pristine beta-12 borophene is not an inert physisorptive carrier for this chemotype: 12 of the 29 ligands chemisorb, forming a covalent B-C or B-O bond (Delta_E_int,SP = -81 to -233 kcal/mol), while the remaining 17 physisorb at -8 to -44 kcal/mol. A descriptor-based QSPR of the physisorption energy is not predictive (Q2_CV = 0.06), so the model-free chemisorption/physisorption dichotomy is the contribution. A peptide-functionalized borophene is discussed only as future work. Every value in the manuscript is computed from the deposited pipeline; no descriptor or energy is estimated from an empirical formula.</w:t>
       </w:r>
     </w:p>
     <w:p>

--- a/manuscript/submission_ready/01_Cover_Letter_Beilstein_Tau.docx
+++ b/manuscript/submission_ready/01_Cover_Letter_Beilstein_Tau.docx
@@ -18,7 +18,7 @@
         <w:br/>
         <w:t>Email: andres.monreal@ues.mx | ORCID: 0009-0009-1207-8597</w:t>
         <w:br/>
-        <w:t>Date: August 30, 2026</w:t>
+        <w:t>Date: September 9, 2026</w:t>
         <w:br/>
       </w:r>
     </w:p>
@@ -76,7 +76,7 @@
     </w:p>
     <w:p>
       <w:r>
-        <w:t>We screened 29 Alzheimer's / Tau-directed therapeutics against a pristine beta-12 borophene cluster with GFN2-xTB, relaxing every drug-surface complex, and combined this with real AutoDock Vina docking against the cryo-EM Tau filament core (PDB 5O3L) and a leak-free nested cross-validated surrogate. The central result is that pristine beta-12 borophene is not an inert physisorptive carrier for this chemotype: 12 of the 29 ligands chemisorb, forming a covalent B-C or B-O bond (Delta_E_int,SP = -81 to -233 kcal/mol), while the remaining 17 physisorb at -8 to -44 kcal/mol. A descriptor-based QSPR of the physisorption energy is not predictive (Q2_CV = 0.06), so the model-free chemisorption/physisorption dichotomy is the contribution. A peptide-functionalized borophene is discussed only as future work. Every value in the manuscript is computed from the deposited pipeline; no descriptor or energy is estimated from an empirical formula.</w:t>
+        <w:t>We screened 29 Alzheimer's / Tau-directed therapeutics against a pristine beta-12 borophene cluster with GFN2-xTB, relaxing every drug-surface complex, and combined this with a single reproducible AutoDock Vina docking run against the cryo-EM Tau filament core (PDB 5O3L; scores -3.8 to -6.8 kcal/mol, mean -4.7) and a leak-free nested cross-validated surrogate. The central result is that pristine beta-12 borophene is not an inert physisorptive carrier for this chemotype: 12 of the 29 ligands chemisorb, forming a covalent B-C or B-O bond (Delta_E_int,SP = -81 to -233 kcal/mol), while the remaining 17 physisorb at -8 to -44 kcal/mol. Descriptor-based QSPR is weak for both endpoints (Q2_CV = 0.06 for the physisorption energy; 0.35 for the filament docking score, falling to about 0.15 under a stricter Y-scrambled protocol), so the model-free chemisorption/physisorption dichotomy is the contribution. A peptide-functionalized borophene is discussed only as future work. Every value in the manuscript is computed from the deposited pipeline; no descriptor or energy is estimated from an empirical formula.</w:t>
       </w:r>
     </w:p>
     <w:p>

--- a/manuscript/submission_ready/01_Cover_Letter_Beilstein_Tau.docx
+++ b/manuscript/submission_ready/01_Cover_Letter_Beilstein_Tau.docx
@@ -77,6 +77,11 @@
     <w:p>
       <w:r>
         <w:t>We screened 29 Alzheimer's / Tau-directed therapeutics against a pristine beta-12 borophene cluster with GFN2-xTB, relaxing every drug-surface complex, and combined this with a single reproducible AutoDock Vina docking run against the cryo-EM Tau filament core (PDB 5O3L; scores -3.8 to -6.8 kcal/mol, mean -4.7) and a leak-free nested cross-validated surrogate. The central result is that pristine beta-12 borophene is not an inert physisorptive carrier for this chemotype: 12 of the 29 ligands chemisorb, forming a covalent B-C or B-O bond (Delta_E_int,SP = -81 to -233 kcal/mol), while the remaining 17 physisorb at -8 to -44 kcal/mol. Descriptor-based QSPR is weak for both endpoints (Q2_CV = 0.06 for the physisorption energy; 0.35 for the filament docking score, falling to about 0.15 under a stricter Y-scrambled protocol), so the model-free chemisorption/physisorption dichotomy is the contribution. A peptide-functionalized borophene is discussed only as future work. Every value in the manuscript is computed from the deposited pipeline; no descriptor or energy is estimated from an empirical formula.</w:t>
+      </w:r>
+    </w:p>
+    <w:p>
+      <w:r>
+        <w:t>The complete open-source pipeline, curated dataset and figure generators are archived at Zenodo (DOI: 10.5281/zenodo.22187834), fully reproducing every value and figure in the manuscript.</w:t>
       </w:r>
     </w:p>
     <w:p>
